--- a/docs/testing/system_tests/uc2_test_cases.docx
+++ b/docs/testing/system_tests/uc2_test_cases.docx
@@ -4472,7 +4472,23 @@
                 <w:i/>
                 <w:iCs/>
               </w:rPr>
-              <w:t>“Does Scape Mini support structured light cameras at 1.5m distance?”</w:t>
+              <w:t>“Does Scape Mini</w:t>
+            </w:r>
+            <w:r>
+              <w:rPr>
+                <w:rFonts w:ascii="Calibri" w:hAnsi="Calibri" w:cs="Calibri"/>
+                <w:i/>
+                <w:iCs/>
+              </w:rPr>
+              <w:t>,</w:t>
+            </w:r>
+            <w:r>
+              <w:rPr>
+                <w:rFonts w:ascii="Calibri" w:hAnsi="Calibri" w:cs="Calibri"/>
+                <w:i/>
+                <w:iCs/>
+              </w:rPr>
+              <w:t xml:space="preserve"> support structured light cameras at 1.5m distance?”</w:t>
             </w:r>
             <w:r>
               <w:rPr>
@@ -4712,12 +4728,6 @@
               </w:rPr>
               <w:t>Pass</w:t>
             </w:r>
-            <w:r>
-              <w:rPr>
-                <w:rFonts w:ascii="Calibri" w:hAnsi="Calibri" w:cs="Calibri"/>
-              </w:rPr>
-              <w:t>.</w:t>
-            </w:r>
           </w:p>
         </w:tc>
         <w:tc>
@@ -4756,7 +4766,6 @@
               <w:rPr>
                 <w:rFonts w:ascii="Calibri" w:hAnsi="Calibri" w:cs="Calibri"/>
               </w:rPr>
-              <w:lastRenderedPageBreak/>
               <w:t>5.3</w:t>
             </w:r>
           </w:p>
@@ -4876,7 +4885,7 @@
               <w:rPr>
                 <w:rFonts w:ascii="Calibri" w:hAnsi="Calibri" w:cs="Calibri"/>
               </w:rPr>
-              <w:t>Fail</w:t>
+              <w:t>Pass</w:t>
             </w:r>
           </w:p>
         </w:tc>
@@ -6305,45 +6314,33 @@
                 <w:rFonts w:ascii="Calibri" w:hAnsi="Calibri" w:cs="Calibri"/>
               </w:rPr>
               <w:lastRenderedPageBreak/>
-              <w:t>Fail</w:t>
-            </w:r>
-          </w:p>
-        </w:tc>
-        <w:tc>
-          <w:tcPr>
-            <w:tcW w:w="1131" w:type="dxa"/>
-          </w:tcPr>
-          <w:p>
-            <w:pPr>
-              <w:pStyle w:val="Compact"/>
-              <w:rPr>
-                <w:rFonts w:ascii="Calibri" w:hAnsi="Calibri" w:cs="Calibri"/>
-              </w:rPr>
-            </w:pPr>
-            <w:r>
-              <w:rPr>
-                <w:rFonts w:ascii="Calibri" w:hAnsi="Calibri" w:cs="Calibri"/>
-              </w:rPr>
-              <w:t>Expected:</w:t>
-            </w:r>
-            <w:r>
-              <w:rPr>
-                <w:rFonts w:ascii="Calibri" w:hAnsi="Calibri" w:cs="Calibri"/>
-              </w:rPr>
-              <w:t xml:space="preserve">Catches zero-duration </w:t>
+              <w:t>Pass</w:t>
+            </w:r>
+          </w:p>
+        </w:tc>
+        <w:tc>
+          <w:tcPr>
+            <w:tcW w:w="1131" w:type="dxa"/>
+          </w:tcPr>
+          <w:p>
+            <w:pPr>
+              <w:pStyle w:val="Compact"/>
+              <w:rPr>
+                <w:rFonts w:ascii="Calibri" w:hAnsi="Calibri" w:cs="Calibri"/>
+              </w:rPr>
+            </w:pPr>
+            <w:r>
+              <w:rPr>
+                <w:rFonts w:ascii="Calibri" w:hAnsi="Calibri" w:cs="Calibri"/>
+              </w:rPr>
+              <w:t xml:space="preserve">Expected:Catches zero-duration </w:t>
             </w:r>
             <w:r>
               <w:rPr>
                 <w:rFonts w:ascii="Calibri" w:hAnsi="Calibri" w:cs="Calibri"/>
               </w:rPr>
               <w:lastRenderedPageBreak/>
-              <w:t>audio clicks</w:t>
-            </w:r>
-            <w:r>
-              <w:rPr>
-                <w:rFonts w:ascii="Calibri" w:hAnsi="Calibri" w:cs="Calibri"/>
-              </w:rPr>
-              <w:t>.</w:t>
+              <w:t>audio clicks.</w:t>
             </w:r>
             <w:r>
               <w:rPr>
@@ -7860,6 +7857,7 @@
   <w:style w:type="character" w:default="1" w:styleId="DefaultParagraphFont">
     <w:name w:val="Default Paragraph Font"/>
     <w:uiPriority w:val="1"/>
+    <w:semiHidden/>
     <w:unhideWhenUsed/>
   </w:style>
   <w:style w:type="table" w:default="1" w:styleId="TableNormal">
